--- a/docs/f1_s01_evaluacion_entregable_grupo6.docx
+++ b/docs/f1_s01_evaluacion_entregable_grupo6.docx
@@ -8248,6 +8248,9 @@
             <w:pPr>
               <w:spacing w:after="40"/>
             </w:pPr>
+            <w:r>
+              <w:t>6a0f17f</w:t>
+            </w:r>
           </w:p>
         </w:tc>
         <w:tc>
